--- a/Практична_робота_6_CoffeeFlow.docx
+++ b/Практична_робота_6_CoffeeFlow.docx
@@ -320,7 +320,7 @@
         <w:jc w:val="both"/>
       </w:pPr>
       <w:r>
-        <w:t>Реалізовано основні клієнтські й адміністративні екрани CoffeeFlow, адаптивне оформлення та взаємодію з реальним Back-end. Перевірено оформлення замовлення, керування каталогом, зміну статусів і реакцію інтерфейсу на помилки. Підготовлений проєкт можна локально запустити, продемонструвати викладачеві та використати для наступних практичних робіт.</w:t>
+        <w:t>Реалізовано основні клієнтські й адміністративні екрани CoffeeFlow, адаптивне оформлення та взаємодію з реальним Back-end. Перевірено оформлення замовлення, керування каталогом, зміну статусів і реакцію інтерфейсу на помилки. Підготовлений проєкт можна локально запустити, продемонструвати та використати для наступних практичних робіт.</w:t>
       </w:r>
     </w:p>
     <w:p>
